--- a/cpf-docs/guides/03_ADM개발자매뉴얼.docx
+++ b/cpf-docs/guides/03_ADM개발자매뉴얼.docx
@@ -1213,6 +1213,14 @@
     </w:p>
     <w:p>
       <w:pPr>
+        <w:pStyle w:val="BodyText"/>
+      </w:pPr>
+      <w:r>
+        <w:t xml:space="preserve">30. 현재 제품 검증 상태와 R6J 사용 경계 </w:t>
+      </w:r>
+    </w:p>
+    <w:p>
+      <w:pPr>
         <w:pStyle w:val="Heading1"/>
         <w:keepNext/>
         <w:bidi w:val="0"/>
@@ -1251,196 +1259,166 @@
         <w:rPr>
           <w:rFonts w:ascii="Noto Sans CJK KR" w:hAnsi="Noto Sans CJK KR" w:eastAsia="Noto Sans CJK KR"/>
         </w:rPr>
-        <w:t xml:space="preserve">기준 </w:t>
-      </w:r>
-      <w:r>
-        <w:rPr>
-          <w:rFonts w:ascii="Noto Sans CJK KR" w:hAnsi="Noto Sans CJK KR" w:eastAsia="Noto Sans CJK KR"/>
-        </w:rPr>
-        <w:t xml:space="preserve">Repository: </w:t>
+        <w:t>기준 Repository: https://github.com/freeangelsun/202412_01_CPF 기준 Branch: master 문서 콘텐츠 기준 Commit: cd5baccb02245a980e5998aa0dc9bac579fc019f (07_04) 기준일: 2026-08-08 Asia/Seoul 기준 Commit: 현재 master 구현 기준 문서. Product Surface·Starter·Tool·EDU 식별자는 아래 기준 Commit의 Source 정본과 대조한다.</w:t>
+      </w:r>
+      <w:r>
+        <w:rPr>
+          <w:rFonts w:ascii="Noto Sans CJK KR" w:hAnsi="Noto Sans CJK KR" w:eastAsia="Noto Sans CJK KR"/>
+        </w:rPr>
       </w:r>
       <w:r>
         <w:rPr>
           <w:rStyle w:val="SourceText"/>
           <w:rFonts w:ascii="Noto Sans CJK KR" w:hAnsi="Noto Sans CJK KR" w:eastAsia="Noto Sans CJK KR"/>
         </w:rPr>
-        <w:t>https://github.com/freeangelsun/202412_01_CPF</w:t>
-      </w:r>
-      <w:r>
-        <w:rPr>
-          <w:rFonts w:ascii="Noto Sans CJK KR" w:hAnsi="Noto Sans CJK KR" w:eastAsia="Noto Sans CJK KR"/>
-        </w:rPr>
-        <w:t xml:space="preserve"> </w:t>
-      </w:r>
-      <w:r>
-        <w:rPr>
-          <w:rFonts w:ascii="Noto Sans CJK KR" w:hAnsi="Noto Sans CJK KR" w:eastAsia="Noto Sans CJK KR"/>
-        </w:rPr>
-        <w:t xml:space="preserve">기준 </w:t>
-      </w:r>
-      <w:r>
-        <w:rPr>
-          <w:rFonts w:ascii="Noto Sans CJK KR" w:hAnsi="Noto Sans CJK KR" w:eastAsia="Noto Sans CJK KR"/>
-        </w:rPr>
-        <w:t xml:space="preserve">Branch: </w:t>
+      </w:r>
+      <w:r>
+        <w:rPr>
+          <w:rFonts w:ascii="Noto Sans CJK KR" w:hAnsi="Noto Sans CJK KR" w:eastAsia="Noto Sans CJK KR"/>
+        </w:rPr>
+      </w:r>
+      <w:r>
+        <w:rPr>
+          <w:rFonts w:ascii="Noto Sans CJK KR" w:hAnsi="Noto Sans CJK KR" w:eastAsia="Noto Sans CJK KR"/>
+        </w:rPr>
+      </w:r>
+      <w:r>
+        <w:rPr>
+          <w:rFonts w:ascii="Noto Sans CJK KR" w:hAnsi="Noto Sans CJK KR" w:eastAsia="Noto Sans CJK KR"/>
+        </w:rPr>
       </w:r>
       <w:r>
         <w:rPr>
           <w:rStyle w:val="SourceText"/>
           <w:rFonts w:ascii="Noto Sans CJK KR" w:hAnsi="Noto Sans CJK KR" w:eastAsia="Noto Sans CJK KR"/>
         </w:rPr>
-        <w:t>master</w:t>
-      </w:r>
-      <w:r>
-        <w:rPr>
-          <w:rFonts w:ascii="Noto Sans CJK KR" w:hAnsi="Noto Sans CJK KR" w:eastAsia="Noto Sans CJK KR"/>
-        </w:rPr>
-        <w:t xml:space="preserve"> </w:t>
-      </w:r>
-      <w:r>
-        <w:rPr>
-          <w:rFonts w:ascii="Noto Sans CJK KR" w:hAnsi="Noto Sans CJK KR" w:eastAsia="Noto Sans CJK KR"/>
-        </w:rPr>
-        <w:t xml:space="preserve">문서 콘텐츠 기준 </w:t>
-      </w:r>
-      <w:r>
-        <w:rPr>
-          <w:rFonts w:ascii="Noto Sans CJK KR" w:hAnsi="Noto Sans CJK KR" w:eastAsia="Noto Sans CJK KR"/>
-        </w:rPr>
-        <w:t xml:space="preserve">Commit: </w:t>
+      </w:r>
+      <w:r>
+        <w:rPr>
+          <w:rFonts w:ascii="Noto Sans CJK KR" w:hAnsi="Noto Sans CJK KR" w:eastAsia="Noto Sans CJK KR"/>
+        </w:rPr>
+      </w:r>
+      <w:r>
+        <w:rPr>
+          <w:rFonts w:ascii="Noto Sans CJK KR" w:hAnsi="Noto Sans CJK KR" w:eastAsia="Noto Sans CJK KR"/>
+        </w:rPr>
+      </w:r>
+      <w:r>
+        <w:rPr>
+          <w:rFonts w:ascii="Noto Sans CJK KR" w:hAnsi="Noto Sans CJK KR" w:eastAsia="Noto Sans CJK KR"/>
+        </w:rPr>
       </w:r>
       <w:r>
         <w:rPr>
           <w:rStyle w:val="SourceText"/>
           <w:rFonts w:ascii="Noto Sans CJK KR" w:hAnsi="Noto Sans CJK KR" w:eastAsia="Noto Sans CJK KR"/>
         </w:rPr>
-        <w:t>3ed676061246c9db3e44f29e254c0393ecca3929</w:t>
-      </w:r>
-      <w:r>
-        <w:rPr>
-          <w:rFonts w:ascii="Noto Sans CJK KR" w:hAnsi="Noto Sans CJK KR" w:eastAsia="Noto Sans CJK KR"/>
-        </w:rPr>
-        <w:t xml:space="preserve"> (</w:t>
+      </w:r>
+      <w:r>
+        <w:rPr>
+          <w:rFonts w:ascii="Noto Sans CJK KR" w:hAnsi="Noto Sans CJK KR" w:eastAsia="Noto Sans CJK KR"/>
+        </w:rPr>
       </w:r>
       <w:r>
         <w:rPr>
           <w:rStyle w:val="SourceText"/>
           <w:rFonts w:ascii="Noto Sans CJK KR" w:hAnsi="Noto Sans CJK KR" w:eastAsia="Noto Sans CJK KR"/>
         </w:rPr>
-        <w:t>07_02</w:t>
-      </w:r>
-      <w:r>
-        <w:rPr>
-          <w:rFonts w:ascii="Noto Sans CJK KR" w:hAnsi="Noto Sans CJK KR" w:eastAsia="Noto Sans CJK KR"/>
-        </w:rPr>
-        <w:t xml:space="preserve">) </w:t>
-      </w:r>
-      <w:r>
-        <w:rPr>
-          <w:rFonts w:ascii="Noto Sans CJK KR" w:hAnsi="Noto Sans CJK KR" w:eastAsia="Noto Sans CJK KR"/>
-        </w:rPr>
-        <w:t>기준일</w:t>
-      </w:r>
-      <w:r>
-        <w:rPr>
-          <w:rFonts w:ascii="Noto Sans CJK KR" w:hAnsi="Noto Sans CJK KR" w:eastAsia="Noto Sans CJK KR"/>
-        </w:rPr>
-        <w:t xml:space="preserve">: </w:t>
+      </w:r>
+      <w:r>
+        <w:rPr>
+          <w:rFonts w:ascii="Noto Sans CJK KR" w:hAnsi="Noto Sans CJK KR" w:eastAsia="Noto Sans CJK KR"/>
+        </w:rPr>
+      </w:r>
+      <w:r>
+        <w:rPr>
+          <w:rFonts w:ascii="Noto Sans CJK KR" w:hAnsi="Noto Sans CJK KR" w:eastAsia="Noto Sans CJK KR"/>
+        </w:rPr>
+      </w:r>
+      <w:r>
+        <w:rPr>
+          <w:rFonts w:ascii="Noto Sans CJK KR" w:hAnsi="Noto Sans CJK KR" w:eastAsia="Noto Sans CJK KR"/>
+        </w:rPr>
       </w:r>
       <w:r>
         <w:rPr>
           <w:rStyle w:val="SourceText"/>
           <w:rFonts w:ascii="Noto Sans CJK KR" w:hAnsi="Noto Sans CJK KR" w:eastAsia="Noto Sans CJK KR"/>
         </w:rPr>
-        <w:t>2026-08-07 Asia/Seoul</w:t>
-      </w:r>
-      <w:r>
-        <w:rPr>
-          <w:rFonts w:ascii="Noto Sans CJK KR" w:hAnsi="Noto Sans CJK KR" w:eastAsia="Noto Sans CJK KR"/>
-        </w:rPr>
-        <w:t xml:space="preserve"> </w:t>
-      </w:r>
-      <w:r>
-        <w:rPr>
-          <w:rFonts w:ascii="Noto Sans CJK KR" w:hAnsi="Noto Sans CJK KR" w:eastAsia="Noto Sans CJK KR"/>
-        </w:rPr>
-        <w:t xml:space="preserve">기준 </w:t>
-      </w:r>
-      <w:r>
-        <w:rPr>
-          <w:rFonts w:ascii="Noto Sans CJK KR" w:hAnsi="Noto Sans CJK KR" w:eastAsia="Noto Sans CJK KR"/>
-        </w:rPr>
-        <w:t xml:space="preserve">Commit: </w:t>
+      </w:r>
+      <w:r>
+        <w:rPr>
+          <w:rFonts w:ascii="Noto Sans CJK KR" w:hAnsi="Noto Sans CJK KR" w:eastAsia="Noto Sans CJK KR"/>
+        </w:rPr>
+      </w:r>
+      <w:r>
+        <w:rPr>
+          <w:rFonts w:ascii="Noto Sans CJK KR" w:hAnsi="Noto Sans CJK KR" w:eastAsia="Noto Sans CJK KR"/>
+        </w:rPr>
+      </w:r>
+      <w:r>
+        <w:rPr>
+          <w:rFonts w:ascii="Noto Sans CJK KR" w:hAnsi="Noto Sans CJK KR" w:eastAsia="Noto Sans CJK KR"/>
+        </w:rPr>
       </w:r>
       <w:r>
         <w:rPr>
           <w:rStyle w:val="Strong"/>
           <w:rFonts w:ascii="Noto Sans CJK KR" w:hAnsi="Noto Sans CJK KR" w:eastAsia="Noto Sans CJK KR"/>
         </w:rPr>
-        <w:t xml:space="preserve">현재 </w:t>
       </w:r>
       <w:r>
         <w:rPr>
           <w:rStyle w:val="SourceText"/>
           <w:rFonts w:ascii="Noto Sans CJK KR" w:hAnsi="Noto Sans CJK KR" w:eastAsia="Noto Sans CJK KR"/>
         </w:rPr>
-        <w:t>master</w:t>
       </w:r>
       <w:r>
         <w:rPr>
           <w:rStyle w:val="Strong"/>
           <w:rFonts w:ascii="Noto Sans CJK KR" w:hAnsi="Noto Sans CJK KR" w:eastAsia="Noto Sans CJK KR"/>
         </w:rPr>
-        <w:t xml:space="preserve"> </w:t>
       </w:r>
       <w:r>
         <w:rPr>
           <w:rStyle w:val="Strong"/>
           <w:rFonts w:ascii="Noto Sans CJK KR" w:hAnsi="Noto Sans CJK KR" w:eastAsia="Noto Sans CJK KR"/>
         </w:rPr>
-        <w:t>구현 기준 문서</w:t>
-      </w:r>
-      <w:r>
-        <w:rPr>
-          <w:rFonts w:ascii="Noto Sans CJK KR" w:hAnsi="Noto Sans CJK KR" w:eastAsia="Noto Sans CJK KR"/>
-        </w:rPr>
-        <w:t xml:space="preserve">. Product Surface·Starter·Tool·EDU </w:t>
-      </w:r>
-      <w:r>
-        <w:rPr>
-          <w:rFonts w:ascii="Noto Sans CJK KR" w:hAnsi="Noto Sans CJK KR" w:eastAsia="Noto Sans CJK KR"/>
-        </w:rPr>
-        <w:t xml:space="preserve">식별자는 아래 기준 </w:t>
-      </w:r>
-      <w:r>
-        <w:rPr>
-          <w:rFonts w:ascii="Noto Sans CJK KR" w:hAnsi="Noto Sans CJK KR" w:eastAsia="Noto Sans CJK KR"/>
-        </w:rPr>
-        <w:t>Commit</w:t>
-      </w:r>
-      <w:r>
-        <w:rPr>
-          <w:rFonts w:ascii="Noto Sans CJK KR" w:hAnsi="Noto Sans CJK KR" w:eastAsia="Noto Sans CJK KR"/>
-        </w:rPr>
-        <w:t xml:space="preserve">의 </w:t>
-      </w:r>
-      <w:r>
-        <w:rPr>
-          <w:rFonts w:ascii="Noto Sans CJK KR" w:hAnsi="Noto Sans CJK KR" w:eastAsia="Noto Sans CJK KR"/>
-        </w:rPr>
-        <w:t xml:space="preserve">Source </w:t>
-      </w:r>
-      <w:r>
-        <w:rPr>
-          <w:rFonts w:ascii="Noto Sans CJK KR" w:hAnsi="Noto Sans CJK KR" w:eastAsia="Noto Sans CJK KR"/>
-        </w:rPr>
-        <w:t>정본과 대조한다</w:t>
-      </w:r>
-      <w:r>
-        <w:rPr>
-          <w:rFonts w:ascii="Noto Sans CJK KR" w:hAnsi="Noto Sans CJK KR" w:eastAsia="Noto Sans CJK KR"/>
-        </w:rPr>
-        <w:t>.</w:t>
+      </w:r>
+      <w:r>
+        <w:rPr>
+          <w:rFonts w:ascii="Noto Sans CJK KR" w:hAnsi="Noto Sans CJK KR" w:eastAsia="Noto Sans CJK KR"/>
+        </w:rPr>
+      </w:r>
+      <w:r>
+        <w:rPr>
+          <w:rFonts w:ascii="Noto Sans CJK KR" w:hAnsi="Noto Sans CJK KR" w:eastAsia="Noto Sans CJK KR"/>
+        </w:rPr>
+      </w:r>
+      <w:r>
+        <w:rPr>
+          <w:rFonts w:ascii="Noto Sans CJK KR" w:hAnsi="Noto Sans CJK KR" w:eastAsia="Noto Sans CJK KR"/>
+        </w:rPr>
+      </w:r>
+      <w:r>
+        <w:rPr>
+          <w:rFonts w:ascii="Noto Sans CJK KR" w:hAnsi="Noto Sans CJK KR" w:eastAsia="Noto Sans CJK KR"/>
+        </w:rPr>
+      </w:r>
+      <w:r>
+        <w:rPr>
+          <w:rFonts w:ascii="Noto Sans CJK KR" w:hAnsi="Noto Sans CJK KR" w:eastAsia="Noto Sans CJK KR"/>
+        </w:rPr>
+      </w:r>
+      <w:r>
+        <w:rPr>
+          <w:rFonts w:ascii="Noto Sans CJK KR" w:hAnsi="Noto Sans CJK KR" w:eastAsia="Noto Sans CJK KR"/>
+        </w:rPr>
+      </w:r>
+      <w:r>
+        <w:rPr>
+          <w:rFonts w:ascii="Noto Sans CJK KR" w:hAnsi="Noto Sans CJK KR" w:eastAsia="Noto Sans CJK KR"/>
+        </w:rPr>
       </w:r>
     </w:p>
     <w:tbl>
@@ -11820,6 +11798,1018 @@
           <w:rFonts w:ascii="Noto Sans CJK KR" w:hAnsi="Noto Sans CJK KR" w:eastAsia="Noto Sans CJK KR"/>
         </w:rPr>
         <w:t xml:space="preserve">. </w:t>
+      </w:r>
+    </w:p>
+    <w:p>
+      <w:pPr>
+        <w:pStyle w:val="Heading2"/>
+      </w:pPr>
+      <w:r>
+        <w:t>30. 현재 제품 검증 상태와 R6J 사용 경계</w:t>
+      </w:r>
+    </w:p>
+    <w:p>
+      <w:r>
+        <w:rPr>
+          <w:b/>
+        </w:rPr>
+        <w:t xml:space="preserve">판정 기준: </w:t>
+      </w:r>
+      <w:r>
+        <w:t xml:space="preserve">master cd5baccb02245a980e5998aa0dc9bac579fc019f (07_04), R6J QA basis 3ed676061246c9db3e44f29e254c0393ecca3929 (07_02). </w:t>
+      </w:r>
+      <w:r>
+        <w:t>07_04 Commit은 전체 프로젝트 100% Finalization Mandate와 QA Scope 보정을 추가했으며 R6J 검수 대상 Product Source는 07_02와 동일하다.</w:t>
+      </w:r>
+    </w:p>
+    <w:p>
+      <w:pPr>
+        <w:pStyle w:val="Normal"/>
+      </w:pPr>
+      <w:r>
+        <w:t>• 07_04 정책에 따라 34개 직접 Rework는 전체 개발 Scope가 아니다. 중앙 Requirement 93/93, Finding 56/56, 최상위 Requirement 전체, Runtime/GA 전체와 작업 중 자체 발견 결함까지 프로젝트 완료 범위로 본다.</w:t>
+      </w:r>
+    </w:p>
+    <w:p>
+      <w:pPr>
+        <w:pStyle w:val="BodyText"/>
+      </w:pPr>
+      <w:r>
+        <w:t>• ADM은 제품 Control Plane이며 도입 개발자가 제품 내부 기능을 EDU에서 재구현하는 대상이 아니다.</w:t>
+      </w:r>
+    </w:p>
+    <w:p>
+      <w:pPr>
+        <w:pStyle w:val="BodyText"/>
+      </w:pPr>
+      <w:r>
+        <w:t>• 현재 R6J는 OpenAPI 422 drift, generated high-risk consumer binding, semantic permission mutation false-green, Approval process-kill/UNKNOWN reconcile, action permission projection을 재개발 대상으로 남긴다.</w:t>
+      </w:r>
+    </w:p>
+    <w:p>
+      <w:pPr>
+        <w:pStyle w:val="BodyText"/>
+      </w:pPr>
+      <w:r>
+        <w:t>• Route read 권한과 위험 action 권한을 분리하고, 실제 Server Session의 exact button/action grant를 canonical source로 사용한다.</w:t>
+      </w:r>
+    </w:p>
+    <w:p>
+      <w:pPr>
+        <w:pStyle w:val="BodyText"/>
+      </w:pPr>
+      <w:r>
+        <w:t>• 현재 문서는 고객 Owner 연동 계약을 설명하지만, 후속 제품 Source 수정 전에는 Release 승인 근거가 아니다.</w:t>
+      </w:r>
+    </w:p>
+    <w:p>
+      <w:r>
+        <w:t>이 문서에 직접 영향을 주는 R6J 재개발 항목: 21개. 아래 항목이 후속 exact SHA에서 닫히기 전에는 해당 기능을 Release 승인 근거로 사용하지 않는다.</w:t>
+      </w:r>
+      <w:r>
+        <w:t xml:space="preserve"> 이 표는 문서 영향 매핑이며 전체 프로젝트 Scope를 제한하지 않는다.</w:t>
+      </w:r>
+    </w:p>
+    <w:tbl>
+      <w:tblPr>
+        <w:tblW w:type="auto" w:w="0"/>
+        <w:jc w:val="center"/>
+        <w:tblLook w:firstColumn="1" w:firstRow="1" w:lastColumn="0" w:lastRow="0" w:noHBand="0" w:noVBand="1" w:val="04A0"/>
+      </w:tblPr>
+      <w:tblGrid>
+        <w:gridCol w:w="2551"/>
+        <w:gridCol w:w="2551"/>
+        <w:gridCol w:w="2551"/>
+        <w:gridCol w:w="2551"/>
+      </w:tblGrid>
+      <w:tr>
+        <w:tc>
+          <w:tcPr>
+            <w:tcW w:type="dxa" w:w="2551"/>
+          </w:tcPr>
+          <w:p>
+            <w:r>
+              <w:t>ID</w:t>
+            </w:r>
+          </w:p>
+        </w:tc>
+        <w:tc>
+          <w:tcPr>
+            <w:tcW w:type="dxa" w:w="2551"/>
+          </w:tcPr>
+          <w:p>
+            <w:r>
+              <w:t>우선순위</w:t>
+            </w:r>
+          </w:p>
+        </w:tc>
+        <w:tc>
+          <w:tcPr>
+            <w:tcW w:type="dxa" w:w="2551"/>
+          </w:tcPr>
+          <w:p>
+            <w:r>
+              <w:t>영역</w:t>
+            </w:r>
+          </w:p>
+        </w:tc>
+        <w:tc>
+          <w:tcPr>
+            <w:tcW w:type="dxa" w:w="2551"/>
+          </w:tcPr>
+          <w:p>
+            <w:r>
+              <w:t>현재 조치 기준</w:t>
+            </w:r>
+          </w:p>
+        </w:tc>
+      </w:tr>
+      <w:tr>
+        <w:tc>
+          <w:tcPr>
+            <w:tcW w:type="dxa" w:w="2551"/>
+          </w:tcPr>
+          <w:p>
+            <w:r>
+              <w:t>AB-R6-010</w:t>
+            </w:r>
+          </w:p>
+        </w:tc>
+        <w:tc>
+          <w:tcPr>
+            <w:tcW w:type="dxa" w:w="2551"/>
+          </w:tcPr>
+          <w:p>
+            <w:r>
+              <w:t>P0</w:t>
+            </w:r>
+          </w:p>
+        </w:tc>
+        <w:tc>
+          <w:tcPr>
+            <w:tcW w:type="dxa" w:w="2551"/>
+          </w:tcPr>
+          <w:p>
+            <w:r>
+              <w:t>ADM/Frontend/Contract</w:t>
+            </w:r>
+          </w:p>
+        </w:tc>
+        <w:tc>
+          <w:tcPr>
+            <w:tcW w:type="dxa" w:w="2551"/>
+          </w:tcPr>
+          <w:p>
+            <w:r>
+              <w:t>Backend validation과 ADM OpenAPI/Generated artifact drift</w:t>
+            </w:r>
+          </w:p>
+        </w:tc>
+      </w:tr>
+      <w:tr>
+        <w:tc>
+          <w:tcPr>
+            <w:tcW w:type="dxa" w:w="2551"/>
+          </w:tcPr>
+          <w:p>
+            <w:r>
+              <w:t>AB-R6-012</w:t>
+            </w:r>
+          </w:p>
+        </w:tc>
+        <w:tc>
+          <w:tcPr>
+            <w:tcW w:type="dxa" w:w="2551"/>
+          </w:tcPr>
+          <w:p>
+            <w:r>
+              <w:t>P1</w:t>
+            </w:r>
+          </w:p>
+        </w:tc>
+        <w:tc>
+          <w:tcPr>
+            <w:tcW w:type="dxa" w:w="2551"/>
+          </w:tcPr>
+          <w:p>
+            <w:r>
+              <w:t>ADM/Frontend/Contract</w:t>
+            </w:r>
+          </w:p>
+        </w:tc>
+        <w:tc>
+          <w:tcPr>
+            <w:tcW w:type="dxa" w:w="2551"/>
+          </w:tcPr>
+          <w:p>
+            <w:r>
+              <w:t>Generated Client가 high-risk 실제 Consumer를 충분히 구속하지 못함</w:t>
+            </w:r>
+          </w:p>
+        </w:tc>
+      </w:tr>
+      <w:tr>
+        <w:tc>
+          <w:tcPr>
+            <w:tcW w:type="dxa" w:w="2551"/>
+          </w:tcPr>
+          <w:p>
+            <w:r>
+              <w:t>AB-R6-013</w:t>
+            </w:r>
+          </w:p>
+        </w:tc>
+        <w:tc>
+          <w:tcPr>
+            <w:tcW w:type="dxa" w:w="2551"/>
+          </w:tcPr>
+          <w:p>
+            <w:r>
+              <w:t>P0</w:t>
+            </w:r>
+          </w:p>
+        </w:tc>
+        <w:tc>
+          <w:tcPr>
+            <w:tcW w:type="dxa" w:w="2551"/>
+          </w:tcPr>
+          <w:p>
+            <w:r>
+              <w:t>Management/Quality</w:t>
+            </w:r>
+          </w:p>
+        </w:tc>
+        <w:tc>
+          <w:tcPr>
+            <w:tcW w:type="dxa" w:w="2551"/>
+          </w:tcPr>
+          <w:p>
+            <w:r>
+              <w:t>Operation consumer Gate false-green</w:t>
+            </w:r>
+          </w:p>
+        </w:tc>
+      </w:tr>
+      <w:tr>
+        <w:tc>
+          <w:tcPr>
+            <w:tcW w:type="dxa" w:w="2551"/>
+          </w:tcPr>
+          <w:p>
+            <w:r>
+              <w:t>AB-R6-020</w:t>
+            </w:r>
+          </w:p>
+        </w:tc>
+        <w:tc>
+          <w:tcPr>
+            <w:tcW w:type="dxa" w:w="2551"/>
+          </w:tcPr>
+          <w:p>
+            <w:r>
+              <w:t>P0</w:t>
+            </w:r>
+          </w:p>
+        </w:tc>
+        <w:tc>
+          <w:tcPr>
+            <w:tcW w:type="dxa" w:w="2551"/>
+          </w:tcPr>
+          <w:p>
+            <w:r>
+              <w:t>Approval/Security</w:t>
+            </w:r>
+          </w:p>
+        </w:tc>
+        <w:tc>
+          <w:tcPr>
+            <w:tcW w:type="dxa" w:w="2551"/>
+          </w:tcPr>
+          <w:p>
+            <w:r>
+              <w:t>Process Kill 후 Approval RUNNING/EXECUTING 고착 경로</w:t>
+            </w:r>
+          </w:p>
+        </w:tc>
+      </w:tr>
+      <w:tr>
+        <w:tc>
+          <w:tcPr>
+            <w:tcW w:type="dxa" w:w="2551"/>
+          </w:tcPr>
+          <w:p>
+            <w:r>
+              <w:t>AB-R6-025</w:t>
+            </w:r>
+          </w:p>
+        </w:tc>
+        <w:tc>
+          <w:tcPr>
+            <w:tcW w:type="dxa" w:w="2551"/>
+          </w:tcPr>
+          <w:p>
+            <w:r>
+              <w:t>P0</w:t>
+            </w:r>
+          </w:p>
+        </w:tc>
+        <w:tc>
+          <w:tcPr>
+            <w:tcW w:type="dxa" w:w="2551"/>
+          </w:tcPr>
+          <w:p>
+            <w:r>
+              <w:t>Runtime/Release</w:t>
+            </w:r>
+          </w:p>
+        </w:tc>
+        <w:tc>
+          <w:tcPr>
+            <w:tcW w:type="dxa" w:w="2551"/>
+          </w:tcPr>
+          <w:p>
+            <w:r>
+              <w:t>Owner success 후 DB finalization 장애 시 durable UNKNOWN 보장 부족</w:t>
+            </w:r>
+          </w:p>
+        </w:tc>
+      </w:tr>
+      <w:tr>
+        <w:tc>
+          <w:tcPr>
+            <w:tcW w:type="dxa" w:w="2551"/>
+          </w:tcPr>
+          <w:p>
+            <w:r>
+              <w:t>AB-R6-028</w:t>
+            </w:r>
+          </w:p>
+        </w:tc>
+        <w:tc>
+          <w:tcPr>
+            <w:tcW w:type="dxa" w:w="2551"/>
+          </w:tcPr>
+          <w:p>
+            <w:r>
+              <w:t>P0</w:t>
+            </w:r>
+          </w:p>
+        </w:tc>
+        <w:tc>
+          <w:tcPr>
+            <w:tcW w:type="dxa" w:w="2551"/>
+          </w:tcPr>
+          <w:p>
+            <w:r>
+              <w:t>EDU/Sample</w:t>
+            </w:r>
+          </w:p>
+        </w:tc>
+        <w:tc>
+          <w:tcPr>
+            <w:tcW w:type="dxa" w:w="2551"/>
+          </w:tcPr>
+          <w:p>
+            <w:r>
+              <w:t>EDU Catalog/Handler/Scenario requiredRole 정합성 결함</w:t>
+            </w:r>
+          </w:p>
+        </w:tc>
+      </w:tr>
+      <w:tr>
+        <w:tc>
+          <w:tcPr>
+            <w:tcW w:type="dxa" w:w="2551"/>
+          </w:tcPr>
+          <w:p>
+            <w:r>
+              <w:t>AB-R6-030</w:t>
+            </w:r>
+          </w:p>
+        </w:tc>
+        <w:tc>
+          <w:tcPr>
+            <w:tcW w:type="dxa" w:w="2551"/>
+          </w:tcPr>
+          <w:p>
+            <w:r>
+              <w:t>P0</w:t>
+            </w:r>
+          </w:p>
+        </w:tc>
+        <w:tc>
+          <w:tcPr>
+            <w:tcW w:type="dxa" w:w="2551"/>
+          </w:tcPr>
+          <w:p>
+            <w:r>
+              <w:t>EDU/Sample</w:t>
+            </w:r>
+          </w:p>
+        </w:tc>
+        <w:tc>
+          <w:tcPr>
+            <w:tcW w:type="dxa" w:w="2551"/>
+          </w:tcPr>
+          <w:p>
+            <w:r>
+              <w:t>EDU-ADM 17의 generic product-mimic 구조</w:t>
+            </w:r>
+          </w:p>
+        </w:tc>
+      </w:tr>
+      <w:tr>
+        <w:tc>
+          <w:tcPr>
+            <w:tcW w:type="dxa" w:w="2551"/>
+          </w:tcPr>
+          <w:p>
+            <w:r>
+              <w:t>AB-R6-032</w:t>
+            </w:r>
+          </w:p>
+        </w:tc>
+        <w:tc>
+          <w:tcPr>
+            <w:tcW w:type="dxa" w:w="2551"/>
+          </w:tcPr>
+          <w:p>
+            <w:r>
+              <w:t>P0</w:t>
+            </w:r>
+          </w:p>
+        </w:tc>
+        <w:tc>
+          <w:tcPr>
+            <w:tcW w:type="dxa" w:w="2551"/>
+          </w:tcPr>
+          <w:p>
+            <w:r>
+              <w:t>EDU/Sample</w:t>
+            </w:r>
+          </w:p>
+        </w:tc>
+        <w:tc>
+          <w:tcPr>
+            <w:tcW w:type="dxa" w:w="2551"/>
+          </w:tcPr>
+          <w:p>
+            <w:r>
+              <w:t>EDU-ADM-04 승인 교육 예제의 실제 제품 계약 미사용</w:t>
+            </w:r>
+          </w:p>
+        </w:tc>
+      </w:tr>
+      <w:tr>
+        <w:tc>
+          <w:tcPr>
+            <w:tcW w:type="dxa" w:w="2551"/>
+          </w:tcPr>
+          <w:p>
+            <w:r>
+              <w:t>AB-R6-033</w:t>
+            </w:r>
+          </w:p>
+        </w:tc>
+        <w:tc>
+          <w:tcPr>
+            <w:tcW w:type="dxa" w:w="2551"/>
+          </w:tcPr>
+          <w:p>
+            <w:r>
+              <w:t>P0</w:t>
+            </w:r>
+          </w:p>
+        </w:tc>
+        <w:tc>
+          <w:tcPr>
+            <w:tcW w:type="dxa" w:w="2551"/>
+          </w:tcPr>
+          <w:p>
+            <w:r>
+              <w:t>EDU/Sample</w:t>
+            </w:r>
+          </w:p>
+        </w:tc>
+        <w:tc>
+          <w:tcPr>
+            <w:tcW w:type="dxa" w:w="2551"/>
+          </w:tcPr>
+          <w:p>
+            <w:r>
+              <w:t>EDU-ADM-08 masking/IDOR/browser role matrix 미충족</w:t>
+            </w:r>
+          </w:p>
+        </w:tc>
+      </w:tr>
+      <w:tr>
+        <w:tc>
+          <w:tcPr>
+            <w:tcW w:type="dxa" w:w="2551"/>
+          </w:tcPr>
+          <w:p>
+            <w:r>
+              <w:t>AB-R6-034</w:t>
+            </w:r>
+          </w:p>
+        </w:tc>
+        <w:tc>
+          <w:tcPr>
+            <w:tcW w:type="dxa" w:w="2551"/>
+          </w:tcPr>
+          <w:p>
+            <w:r>
+              <w:t>P0</w:t>
+            </w:r>
+          </w:p>
+        </w:tc>
+        <w:tc>
+          <w:tcPr>
+            <w:tcW w:type="dxa" w:w="2551"/>
+          </w:tcPr>
+          <w:p>
+            <w:r>
+              <w:t>EDU/Sample</w:t>
+            </w:r>
+          </w:p>
+        </w:tc>
+        <w:tc>
+          <w:tcPr>
+            <w:tcW w:type="dxa" w:w="2551"/>
+          </w:tcPr>
+          <w:p>
+            <w:r>
+              <w:t>EDU-ADM-09 version conflict/browser flow 의미 불일치</w:t>
+            </w:r>
+          </w:p>
+        </w:tc>
+      </w:tr>
+      <w:tr>
+        <w:tc>
+          <w:tcPr>
+            <w:tcW w:type="dxa" w:w="2551"/>
+          </w:tcPr>
+          <w:p>
+            <w:r>
+              <w:t>AB-R6-035</w:t>
+            </w:r>
+          </w:p>
+        </w:tc>
+        <w:tc>
+          <w:tcPr>
+            <w:tcW w:type="dxa" w:w="2551"/>
+          </w:tcPr>
+          <w:p>
+            <w:r>
+              <w:t>P0</w:t>
+            </w:r>
+          </w:p>
+        </w:tc>
+        <w:tc>
+          <w:tcPr>
+            <w:tcW w:type="dxa" w:w="2551"/>
+          </w:tcPr>
+          <w:p>
+            <w:r>
+              <w:t>EDU/Sample</w:t>
+            </w:r>
+          </w:p>
+        </w:tc>
+        <w:tc>
+          <w:tcPr>
+            <w:tcW w:type="dxa" w:w="2551"/>
+          </w:tcPr>
+          <w:p>
+            <w:r>
+              <w:t>EDU-ADM-10 bulk target semantics가 실제 Product와 분리됨</w:t>
+            </w:r>
+          </w:p>
+        </w:tc>
+      </w:tr>
+      <w:tr>
+        <w:tc>
+          <w:tcPr>
+            <w:tcW w:type="dxa" w:w="2551"/>
+          </w:tcPr>
+          <w:p>
+            <w:r>
+              <w:t>AB-R6-036</w:t>
+            </w:r>
+          </w:p>
+        </w:tc>
+        <w:tc>
+          <w:tcPr>
+            <w:tcW w:type="dxa" w:w="2551"/>
+          </w:tcPr>
+          <w:p>
+            <w:r>
+              <w:t>P1</w:t>
+            </w:r>
+          </w:p>
+        </w:tc>
+        <w:tc>
+          <w:tcPr>
+            <w:tcW w:type="dxa" w:w="2551"/>
+          </w:tcPr>
+          <w:p>
+            <w:r>
+              <w:t>EDU/Sample</w:t>
+            </w:r>
+          </w:p>
+        </w:tc>
+        <w:tc>
+          <w:tcPr>
+            <w:tcW w:type="dxa" w:w="2551"/>
+          </w:tcPr>
+          <w:p>
+            <w:r>
+              <w:t>EDU-ADM-11 maintenance/LKG rollback 의미가 generic ledger에 머묾</w:t>
+            </w:r>
+          </w:p>
+        </w:tc>
+      </w:tr>
+      <w:tr>
+        <w:tc>
+          <w:tcPr>
+            <w:tcW w:type="dxa" w:w="2551"/>
+          </w:tcPr>
+          <w:p>
+            <w:r>
+              <w:t>AB-R6-037</w:t>
+            </w:r>
+          </w:p>
+        </w:tc>
+        <w:tc>
+          <w:tcPr>
+            <w:tcW w:type="dxa" w:w="2551"/>
+          </w:tcPr>
+          <w:p>
+            <w:r>
+              <w:t>P0</w:t>
+            </w:r>
+          </w:p>
+        </w:tc>
+        <w:tc>
+          <w:tcPr>
+            <w:tcW w:type="dxa" w:w="2551"/>
+          </w:tcPr>
+          <w:p>
+            <w:r>
+              <w:t>EDU/Sample</w:t>
+            </w:r>
+          </w:p>
+        </w:tc>
+        <w:tc>
+          <w:tcPr>
+            <w:tcW w:type="dxa" w:w="2551"/>
+          </w:tcPr>
+          <w:p>
+            <w:r>
+              <w:t>EDU-ADM-12~17이 제품 기능을 generic JDBC 상태로 모사</w:t>
+            </w:r>
+          </w:p>
+        </w:tc>
+      </w:tr>
+      <w:tr>
+        <w:tc>
+          <w:tcPr>
+            <w:tcW w:type="dxa" w:w="2551"/>
+          </w:tcPr>
+          <w:p>
+            <w:r>
+              <w:t>AB-R6-038</w:t>
+            </w:r>
+          </w:p>
+        </w:tc>
+        <w:tc>
+          <w:tcPr>
+            <w:tcW w:type="dxa" w:w="2551"/>
+          </w:tcPr>
+          <w:p>
+            <w:r>
+              <w:t>P0</w:t>
+            </w:r>
+          </w:p>
+        </w:tc>
+        <w:tc>
+          <w:tcPr>
+            <w:tcW w:type="dxa" w:w="2551"/>
+          </w:tcPr>
+          <w:p>
+            <w:r>
+              <w:t>EDU/Sample</w:t>
+            </w:r>
+          </w:p>
+        </w:tc>
+        <w:tc>
+          <w:tcPr>
+            <w:tcW w:type="dxa" w:w="2551"/>
+          </w:tcPr>
+          <w:p>
+            <w:r>
+              <w:t>QA37 EDU closure Gate가 semantic drift를 탐지하지 못함</w:t>
+            </w:r>
+          </w:p>
+        </w:tc>
+      </w:tr>
+      <w:tr>
+        <w:tc>
+          <w:tcPr>
+            <w:tcW w:type="dxa" w:w="2551"/>
+          </w:tcPr>
+          <w:p>
+            <w:r>
+              <w:t>R6J-CENTRAL-NEW-001</w:t>
+            </w:r>
+          </w:p>
+        </w:tc>
+        <w:tc>
+          <w:tcPr>
+            <w:tcW w:type="dxa" w:w="2551"/>
+          </w:tcPr>
+          <w:p>
+            <w:r>
+              <w:t>P0</w:t>
+            </w:r>
+          </w:p>
+        </w:tc>
+        <w:tc>
+          <w:tcPr>
+            <w:tcW w:type="dxa" w:w="2551"/>
+          </w:tcPr>
+          <w:p>
+            <w:r>
+              <w:t>Architecture/EDU</w:t>
+            </w:r>
+          </w:p>
+        </w:tc>
+        <w:tc>
+          <w:tcPr>
+            <w:tcW w:type="dxa" w:w="2551"/>
+          </w:tcPr>
+          <w:p>
+            <w:r>
+              <w:t>ADM Product와 EDU-ADM generic duplicate implementation Architecture 충돌</w:t>
+            </w:r>
+          </w:p>
+        </w:tc>
+      </w:tr>
+      <w:tr>
+        <w:tc>
+          <w:tcPr>
+            <w:tcW w:type="dxa" w:w="2551"/>
+          </w:tcPr>
+          <w:p>
+            <w:r>
+              <w:t>R6J-CENTRAL-NEW-003</w:t>
+            </w:r>
+          </w:p>
+        </w:tc>
+        <w:tc>
+          <w:tcPr>
+            <w:tcW w:type="dxa" w:w="2551"/>
+          </w:tcPr>
+          <w:p>
+            <w:r>
+              <w:t>P0</w:t>
+            </w:r>
+          </w:p>
+        </w:tc>
+        <w:tc>
+          <w:tcPr>
+            <w:tcW w:type="dxa" w:w="2551"/>
+          </w:tcPr>
+          <w:p>
+            <w:r>
+              <w:t>Verification Tool/Frontend</w:t>
+            </w:r>
+          </w:p>
+        </w:tc>
+        <w:tc>
+          <w:tcPr>
+            <w:tcW w:type="dxa" w:w="2551"/>
+          </w:tcPr>
+          <w:p>
+            <w:r>
+              <w:t>Frontend permission bypass mutation을 검출하지 못함</w:t>
+            </w:r>
+          </w:p>
+        </w:tc>
+      </w:tr>
+      <w:tr>
+        <w:tc>
+          <w:tcPr>
+            <w:tcW w:type="dxa" w:w="2551"/>
+          </w:tcPr>
+          <w:p>
+            <w:r>
+              <w:t>R6J-CENTRAL-NEW-008</w:t>
+            </w:r>
+          </w:p>
+        </w:tc>
+        <w:tc>
+          <w:tcPr>
+            <w:tcW w:type="dxa" w:w="2551"/>
+          </w:tcPr>
+          <w:p>
+            <w:r>
+              <w:t>P0</w:t>
+            </w:r>
+          </w:p>
+        </w:tc>
+        <w:tc>
+          <w:tcPr>
+            <w:tcW w:type="dxa" w:w="2551"/>
+          </w:tcPr>
+          <w:p>
+            <w:r>
+              <w:t>EDU/Security</w:t>
+            </w:r>
+          </w:p>
+        </w:tc>
+        <w:tc>
+          <w:tcPr>
+            <w:tcW w:type="dxa" w:w="2551"/>
+          </w:tcPr>
+          <w:p>
+            <w:r>
+              <w:t>EDU authorization이 caller-provided actor/role/scope header를 신뢰</w:t>
+            </w:r>
+          </w:p>
+        </w:tc>
+      </w:tr>
+      <w:tr>
+        <w:tc>
+          <w:tcPr>
+            <w:tcW w:type="dxa" w:w="2551"/>
+          </w:tcPr>
+          <w:p>
+            <w:r>
+              <w:t>R6J-CENTRAL-NEW-010</w:t>
+            </w:r>
+          </w:p>
+        </w:tc>
+        <w:tc>
+          <w:tcPr>
+            <w:tcW w:type="dxa" w:w="2551"/>
+          </w:tcPr>
+          <w:p>
+            <w:r>
+              <w:t>P1</w:t>
+            </w:r>
+          </w:p>
+        </w:tc>
+        <w:tc>
+          <w:tcPr>
+            <w:tcW w:type="dxa" w:w="2551"/>
+          </w:tcPr>
+          <w:p>
+            <w:r>
+              <w:t>OpenAPI/Frontend</w:t>
+            </w:r>
+          </w:p>
+        </w:tc>
+        <w:tc>
+          <w:tcPr>
+            <w:tcW w:type="dxa" w:w="2551"/>
+          </w:tcPr>
+          <w:p>
+            <w:r>
+              <w:t>Approval backend 422와 OpenAPI/generated/UI error taxonomy drift</w:t>
+            </w:r>
+          </w:p>
+        </w:tc>
+      </w:tr>
+      <w:tr>
+        <w:tc>
+          <w:tcPr>
+            <w:tcW w:type="dxa" w:w="2551"/>
+          </w:tcPr>
+          <w:p>
+            <w:r>
+              <w:t>R6J-CENTRAL-NEW-012</w:t>
+            </w:r>
+          </w:p>
+        </w:tc>
+        <w:tc>
+          <w:tcPr>
+            <w:tcW w:type="dxa" w:w="2551"/>
+          </w:tcPr>
+          <w:p>
+            <w:r>
+              <w:t>P0</w:t>
+            </w:r>
+          </w:p>
+        </w:tc>
+        <w:tc>
+          <w:tcPr>
+            <w:tcW w:type="dxa" w:w="2551"/>
+          </w:tcPr>
+          <w:p>
+            <w:r>
+              <w:t>Approval/Recovery</w:t>
+            </w:r>
+          </w:p>
+        </w:tc>
+        <w:tc>
+          <w:tcPr>
+            <w:tcW w:type="dxa" w:w="2551"/>
+          </w:tcPr>
+          <w:p>
+            <w:r>
+              <w:t>UNKNOWN-producing Approval Owner의 observation reconcile 누락</w:t>
+            </w:r>
+          </w:p>
+        </w:tc>
+      </w:tr>
+      <w:tr>
+        <w:tc>
+          <w:tcPr>
+            <w:tcW w:type="dxa" w:w="2551"/>
+          </w:tcPr>
+          <w:p>
+            <w:r>
+              <w:t>R6J-CENTRAL-NEW-013</w:t>
+            </w:r>
+          </w:p>
+        </w:tc>
+        <w:tc>
+          <w:tcPr>
+            <w:tcW w:type="dxa" w:w="2551"/>
+          </w:tcPr>
+          <w:p>
+            <w:r>
+              <w:t>P0</w:t>
+            </w:r>
+          </w:p>
+        </w:tc>
+        <w:tc>
+          <w:tcPr>
+            <w:tcW w:type="dxa" w:w="2551"/>
+          </w:tcPr>
+          <w:p>
+            <w:r>
+              <w:t>ADM/Recovery</w:t>
+            </w:r>
+          </w:p>
+        </w:tc>
+        <w:tc>
+          <w:tcPr>
+            <w:tcW w:type="dxa" w:w="2551"/>
+          </w:tcPr>
+          <w:p>
+            <w:r>
+              <w:t>RecoveryCenter가 canonical mutation의 permission/CAS 계약을 약화</w:t>
+            </w:r>
+          </w:p>
+        </w:tc>
+      </w:tr>
+      <w:tr>
+        <w:tc>
+          <w:tcPr>
+            <w:tcW w:type="dxa" w:w="2551"/>
+          </w:tcPr>
+          <w:p>
+            <w:r>
+              <w:t>R6J-CENTRAL-NEW-015</w:t>
+            </w:r>
+          </w:p>
+        </w:tc>
+        <w:tc>
+          <w:tcPr>
+            <w:tcW w:type="dxa" w:w="2551"/>
+          </w:tcPr>
+          <w:p>
+            <w:r>
+              <w:t>P1</w:t>
+            </w:r>
+          </w:p>
+        </w:tc>
+        <w:tc>
+          <w:tcPr>
+            <w:tcW w:type="dxa" w:w="2551"/>
+          </w:tcPr>
+          <w:p>
+            <w:r>
+              <w:t>ADM/Frontend/Security</w:t>
+            </w:r>
+          </w:p>
+        </w:tc>
+        <w:tc>
+          <w:tcPr>
+            <w:tcW w:type="dxa" w:w="2551"/>
+          </w:tcPr>
+          <w:p>
+            <w:r>
+              <w:t>HIGH/CRITICAL ADM 화면 action-level permission projection 불균일</w:t>
+            </w:r>
+          </w:p>
+        </w:tc>
+      </w:tr>
+    </w:tbl>
+    <w:p>
+      <w:r>
+        <w:t>정상화 판정은 Source 존재가 아니라 실제 Consumer·권한·실패·동시성·복구가 current exact SHA에서 실행되고, generated diff 0과 Evidence hash가 결속된 결과로 한다.</w:t>
       </w:r>
     </w:p>
     <w:sectPr>

--- a/cpf-docs/guides/03_ADM개발자매뉴얼.docx
+++ b/cpf-docs/guides/03_ADM개발자매뉴얼.docx
@@ -369,11 +369,8 @@
             </w:tcMar>
           </w:tcPr>
           <w:p>
-            <w:pPr>
-              <w:jc w:val="center"/>
-            </w:pPr>
-            <w:r>
-              <w:t>4870b2073387 · 07_06</w:t>
+            <w:r>
+              <w:t>b4b6b18b43e9 · 07_09</w:t>
             </w:r>
           </w:p>
         </w:tc>
@@ -389,11 +386,8 @@
             </w:tcMar>
           </w:tcPr>
           <w:p>
-            <w:pPr>
-              <w:jc w:val="center"/>
-            </w:pPr>
-            <w:r>
-              <w:t>34/34 반영 · 신규 31 Action</w:t>
+            <w:r>
+              <w:t>07_08 Product Source rework · QA 재검수 대기</w:t>
             </w:r>
           </w:p>
         </w:tc>
@@ -451,7 +445,7 @@
         <w:spacing w:before="200" w:after="80"/>
       </w:pPr>
       <w:r>
-        <w:t>07_06 Final QA 반영</w:t>
+        <w:t>07_09 문서 기준 · 07_08 Product Source rework 반영</w:t>
       </w:r>
     </w:p>
     <w:tbl>
@@ -1483,6 +1477,545 @@
         <w:br w:type="page"/>
       </w:r>
     </w:p>
+    <w:p>
+      <w:pPr>
+        <w:pStyle w:val="Heading2"/>
+      </w:pPr>
+      <w:r>
+        <w:t>0. 기능 바로 찾기 — 질문에서 해당 절로</w:t>
+      </w:r>
+    </w:p>
+    <w:tbl>
+      <w:tblPr>
+        <w:tblW w:type="auto" w:w="0"/>
+        <w:jc w:val="center"/>
+        <w:tblLook w:firstColumn="1" w:firstRow="1" w:lastColumn="0" w:lastRow="0" w:noHBand="0" w:noVBand="1" w:val="04A0"/>
+        <w:tblBorders>
+          <w:top w:val="single" w:sz="8" w:space="0" w:color="C9B458"/>
+          <w:left w:val="single" w:sz="8" w:space="0" w:color="C9B458"/>
+          <w:bottom w:val="single" w:sz="8" w:space="0" w:color="C9B458"/>
+          <w:right w:val="single" w:sz="8" w:space="0" w:color="C9B458"/>
+          <w:insideH w:val="single" w:sz="8" w:space="0" w:color="C9B458"/>
+          <w:insideV w:val="single" w:sz="8" w:space="0" w:color="C9B458"/>
+        </w:tblBorders>
+      </w:tblPr>
+      <w:tblGrid>
+        <w:gridCol w:w="9922"/>
+      </w:tblGrid>
+      <w:tr>
+        <w:tc>
+          <w:tcPr>
+            <w:tcW w:type="dxa" w:w="9922"/>
+            <w:shd w:fill="EAF2F8"/>
+            <w:tcMar>
+              <w:top w:w="120" w:type="dxa"/>
+              <w:start w:w="150" w:type="dxa"/>
+              <w:bottom w:w="120" w:type="dxa"/>
+              <w:end w:w="150" w:type="dxa"/>
+            </w:tcMar>
+          </w:tcPr>
+          <w:p>
+            <w:r>
+              <w:rPr>
+                <w:b/>
+                <w:color w:val="5F4900"/>
+                <w:sz w:val="20"/>
+              </w:rPr>
+              <w:t>이 표부터 시작</w:t>
+            </w:r>
+          </w:p>
+          <w:p>
+            <w:pPr>
+              <w:pStyle w:val="BodyText"/>
+              <w:spacing w:after="0"/>
+            </w:pPr>
+            <w:r>
+              <w:t>제품 기능명을 기준으로 바로 해당 절로 이동합니다. 메뉴/EDU 번호가 아니라 실제 업무 질문을 기준으로 구성했습니다.</w:t>
+            </w:r>
+          </w:p>
+        </w:tc>
+      </w:tr>
+    </w:tbl>
+    <w:tbl>
+      <w:tblPr>
+        <w:tblW w:type="auto" w:w="0"/>
+        <w:jc w:val="center"/>
+        <w:tblLook w:firstColumn="1" w:firstRow="1" w:lastColumn="0" w:lastRow="0" w:noHBand="0" w:noVBand="1" w:val="04A0"/>
+        <w:tblBorders>
+          <w:top w:val="single" w:sz="6" w:space="0" w:color="B7C9D6"/>
+          <w:left w:val="single" w:sz="6" w:space="0" w:color="B7C9D6"/>
+          <w:bottom w:val="single" w:sz="6" w:space="0" w:color="B7C9D6"/>
+          <w:right w:val="single" w:sz="6" w:space="0" w:color="B7C9D6"/>
+          <w:insideH w:val="single" w:sz="6" w:space="0" w:color="B7C9D6"/>
+          <w:insideV w:val="single" w:sz="6" w:space="0" w:color="B7C9D6"/>
+        </w:tblBorders>
+      </w:tblPr>
+      <w:tblGrid>
+        <w:gridCol w:w="3307"/>
+        <w:gridCol w:w="3307"/>
+        <w:gridCol w:w="3307"/>
+      </w:tblGrid>
+      <w:tr>
+        <w:trPr>
+          <w:cantSplit/>
+          <w:tblHeader w:val="true"/>
+        </w:trPr>
+        <w:tc>
+          <w:tcPr>
+            <w:tcW w:type="dxa" w:w="4104"/>
+            <w:vAlign w:val="center"/>
+            <w:tcMar>
+              <w:top w:w="90" w:type="dxa"/>
+              <w:start w:w="110" w:type="dxa"/>
+              <w:bottom w:w="90" w:type="dxa"/>
+              <w:end w:w="110" w:type="dxa"/>
+            </w:tcMar>
+            <w:shd w:fill="DCE6F1"/>
+          </w:tcPr>
+          <w:p>
+            <w:pPr>
+              <w:spacing w:after="30" w:before="30"/>
+            </w:pPr>
+            <w:r>
+              <w:rPr>
+                <w:b/>
+                <w:color w:val="1F374F"/>
+                <w:sz w:val="16"/>
+              </w:rPr>
+              <w:t>질문/기능</w:t>
+            </w:r>
+          </w:p>
+        </w:tc>
+        <w:tc>
+          <w:tcPr>
+            <w:tcW w:type="dxa" w:w="5256"/>
+            <w:vAlign w:val="center"/>
+            <w:tcMar>
+              <w:top w:w="90" w:type="dxa"/>
+              <w:start w:w="110" w:type="dxa"/>
+              <w:bottom w:w="90" w:type="dxa"/>
+              <w:end w:w="110" w:type="dxa"/>
+            </w:tcMar>
+            <w:shd w:fill="DCE6F1"/>
+          </w:tcPr>
+          <w:p>
+            <w:pPr>
+              <w:spacing w:after="30" w:before="30"/>
+            </w:pPr>
+            <w:r>
+              <w:rPr>
+                <w:b/>
+                <w:color w:val="1F374F"/>
+                <w:sz w:val="16"/>
+              </w:rPr>
+              <w:t>이 문서에서 보는 내용</w:t>
+            </w:r>
+          </w:p>
+        </w:tc>
+        <w:tc>
+          <w:tcPr>
+            <w:tcW w:type="dxa" w:w="2376"/>
+            <w:vAlign w:val="center"/>
+            <w:tcMar>
+              <w:top w:w="90" w:type="dxa"/>
+              <w:start w:w="110" w:type="dxa"/>
+              <w:bottom w:w="90" w:type="dxa"/>
+              <w:end w:w="110" w:type="dxa"/>
+            </w:tcMar>
+            <w:shd w:fill="DCE6F1"/>
+          </w:tcPr>
+          <w:p>
+            <w:pPr>
+              <w:spacing w:after="30" w:before="30"/>
+            </w:pPr>
+            <w:r>
+              <w:rPr>
+                <w:b/>
+                <w:color w:val="1F374F"/>
+                <w:sz w:val="16"/>
+              </w:rPr>
+              <w:t>상세 위치</w:t>
+            </w:r>
+          </w:p>
+        </w:tc>
+      </w:tr>
+      <w:tr>
+        <w:trPr>
+          <w:cantSplit/>
+        </w:trPr>
+        <w:tc>
+          <w:tcPr>
+            <w:tcW w:type="dxa" w:w="4104"/>
+            <w:vAlign w:val="center"/>
+            <w:tcMar>
+              <w:top w:w="90" w:type="dxa"/>
+              <w:start w:w="110" w:type="dxa"/>
+              <w:bottom w:w="90" w:type="dxa"/>
+              <w:end w:w="110" w:type="dxa"/>
+            </w:tcMar>
+          </w:tcPr>
+          <w:p>
+            <w:pPr>
+              <w:spacing w:after="30" w:before="30"/>
+            </w:pPr>
+            <w:r>
+              <w:rPr>
+                <w:sz w:val="16"/>
+              </w:rPr>
+              <w:t>Owner Query 연결</w:t>
+            </w:r>
+          </w:p>
+        </w:tc>
+        <w:tc>
+          <w:tcPr>
+            <w:tcW w:type="dxa" w:w="5256"/>
+            <w:vAlign w:val="center"/>
+            <w:tcMar>
+              <w:top w:w="90" w:type="dxa"/>
+              <w:start w:w="110" w:type="dxa"/>
+              <w:bottom w:w="90" w:type="dxa"/>
+              <w:end w:w="110" w:type="dxa"/>
+            </w:tcMar>
+          </w:tcPr>
+          <w:p>
+            <w:pPr>
+              <w:spacing w:after="30" w:before="30"/>
+            </w:pPr>
+            <w:r>
+              <w:rPr>
+                <w:sz w:val="16"/>
+              </w:rPr>
+              <w:t>Same-JVM/Remote Query, timeout, masking</w:t>
+            </w:r>
+          </w:p>
+        </w:tc>
+        <w:tc>
+          <w:tcPr>
+            <w:tcW w:type="dxa" w:w="2376"/>
+            <w:vAlign w:val="center"/>
+            <w:tcMar>
+              <w:top w:w="90" w:type="dxa"/>
+              <w:start w:w="110" w:type="dxa"/>
+              <w:bottom w:w="90" w:type="dxa"/>
+              <w:end w:w="110" w:type="dxa"/>
+            </w:tcMar>
+          </w:tcPr>
+          <w:p>
+            <w:pPr>
+              <w:spacing w:after="30" w:before="30"/>
+            </w:pPr>
+            <w:r>
+              <w:rPr>
+                <w:sz w:val="16"/>
+              </w:rPr>
+              <w:t>Query/Owner Port 절</w:t>
+            </w:r>
+          </w:p>
+        </w:tc>
+      </w:tr>
+      <w:tr>
+        <w:trPr>
+          <w:cantSplit/>
+        </w:trPr>
+        <w:tc>
+          <w:tcPr>
+            <w:tcW w:type="dxa" w:w="4104"/>
+            <w:vAlign w:val="center"/>
+            <w:tcMar>
+              <w:top w:w="90" w:type="dxa"/>
+              <w:start w:w="110" w:type="dxa"/>
+              <w:bottom w:w="90" w:type="dxa"/>
+              <w:end w:w="110" w:type="dxa"/>
+            </w:tcMar>
+            <w:shd w:fill="F7F9FC"/>
+          </w:tcPr>
+          <w:p>
+            <w:pPr>
+              <w:spacing w:after="30" w:before="30"/>
+            </w:pPr>
+            <w:r>
+              <w:rPr>
+                <w:sz w:val="16"/>
+              </w:rPr>
+              <w:t>Owner Command 연결</w:t>
+            </w:r>
+          </w:p>
+        </w:tc>
+        <w:tc>
+          <w:tcPr>
+            <w:tcW w:type="dxa" w:w="5256"/>
+            <w:vAlign w:val="center"/>
+            <w:tcMar>
+              <w:top w:w="90" w:type="dxa"/>
+              <w:start w:w="110" w:type="dxa"/>
+              <w:bottom w:w="90" w:type="dxa"/>
+              <w:end w:w="110" w:type="dxa"/>
+            </w:tcMar>
+            <w:shd w:fill="F7F9FC"/>
+          </w:tcPr>
+          <w:p>
+            <w:pPr>
+              <w:spacing w:after="30" w:before="30"/>
+            </w:pPr>
+            <w:r>
+              <w:rPr>
+                <w:sz w:val="16"/>
+              </w:rPr>
+              <w:t>expectedVersion/idempotency/UNKNOWN/reconcile</w:t>
+            </w:r>
+          </w:p>
+        </w:tc>
+        <w:tc>
+          <w:tcPr>
+            <w:tcW w:type="dxa" w:w="2376"/>
+            <w:vAlign w:val="center"/>
+            <w:tcMar>
+              <w:top w:w="90" w:type="dxa"/>
+              <w:start w:w="110" w:type="dxa"/>
+              <w:bottom w:w="90" w:type="dxa"/>
+              <w:end w:w="110" w:type="dxa"/>
+            </w:tcMar>
+            <w:shd w:fill="F7F9FC"/>
+          </w:tcPr>
+          <w:p>
+            <w:pPr>
+              <w:spacing w:after="30" w:before="30"/>
+            </w:pPr>
+            <w:r>
+              <w:rPr>
+                <w:sz w:val="16"/>
+              </w:rPr>
+              <w:t>Command 절</w:t>
+            </w:r>
+          </w:p>
+        </w:tc>
+      </w:tr>
+      <w:tr>
+        <w:trPr>
+          <w:cantSplit/>
+        </w:trPr>
+        <w:tc>
+          <w:tcPr>
+            <w:tcW w:type="dxa" w:w="4104"/>
+            <w:vAlign w:val="center"/>
+            <w:tcMar>
+              <w:top w:w="90" w:type="dxa"/>
+              <w:start w:w="110" w:type="dxa"/>
+              <w:bottom w:w="90" w:type="dxa"/>
+              <w:end w:w="110" w:type="dxa"/>
+            </w:tcMar>
+          </w:tcPr>
+          <w:p>
+            <w:pPr>
+              <w:spacing w:after="30" w:before="30"/>
+            </w:pPr>
+            <w:r>
+              <w:rPr>
+                <w:sz w:val="16"/>
+              </w:rPr>
+              <w:t>OpenAPI/Generated Client</w:t>
+            </w:r>
+          </w:p>
+        </w:tc>
+        <w:tc>
+          <w:tcPr>
+            <w:tcW w:type="dxa" w:w="5256"/>
+            <w:vAlign w:val="center"/>
+            <w:tcMar>
+              <w:top w:w="90" w:type="dxa"/>
+              <w:start w:w="110" w:type="dxa"/>
+              <w:bottom w:w="90" w:type="dxa"/>
+              <w:end w:w="110" w:type="dxa"/>
+            </w:tcMar>
+          </w:tcPr>
+          <w:p>
+            <w:pPr>
+              <w:spacing w:after="30" w:before="30"/>
+            </w:pPr>
+            <w:r>
+              <w:rPr>
+                <w:sz w:val="16"/>
+              </w:rPr>
+              <w:t>operationId/typed client/runtime parity</w:t>
+            </w:r>
+          </w:p>
+        </w:tc>
+        <w:tc>
+          <w:tcPr>
+            <w:tcW w:type="dxa" w:w="2376"/>
+            <w:vAlign w:val="center"/>
+            <w:tcMar>
+              <w:top w:w="90" w:type="dxa"/>
+              <w:start w:w="110" w:type="dxa"/>
+              <w:bottom w:w="90" w:type="dxa"/>
+              <w:end w:w="110" w:type="dxa"/>
+            </w:tcMar>
+          </w:tcPr>
+          <w:p>
+            <w:pPr>
+              <w:spacing w:after="30" w:before="30"/>
+            </w:pPr>
+            <w:r>
+              <w:rPr>
+                <w:sz w:val="16"/>
+              </w:rPr>
+              <w:t>OpenAPI 절</w:t>
+            </w:r>
+          </w:p>
+        </w:tc>
+      </w:tr>
+      <w:tr>
+        <w:trPr>
+          <w:cantSplit/>
+        </w:trPr>
+        <w:tc>
+          <w:tcPr>
+            <w:tcW w:type="dxa" w:w="4104"/>
+            <w:vAlign w:val="center"/>
+            <w:tcMar>
+              <w:top w:w="90" w:type="dxa"/>
+              <w:start w:w="110" w:type="dxa"/>
+              <w:bottom w:w="90" w:type="dxa"/>
+              <w:end w:w="110" w:type="dxa"/>
+            </w:tcMar>
+            <w:shd w:fill="F7F9FC"/>
+          </w:tcPr>
+          <w:p>
+            <w:pPr>
+              <w:spacing w:after="30" w:before="30"/>
+            </w:pPr>
+            <w:r>
+              <w:rPr>
+                <w:sz w:val="16"/>
+              </w:rPr>
+              <w:t>권한/위험조치</w:t>
+            </w:r>
+          </w:p>
+        </w:tc>
+        <w:tc>
+          <w:tcPr>
+            <w:tcW w:type="dxa" w:w="5256"/>
+            <w:vAlign w:val="center"/>
+            <w:tcMar>
+              <w:top w:w="90" w:type="dxa"/>
+              <w:start w:w="110" w:type="dxa"/>
+              <w:bottom w:w="90" w:type="dxa"/>
+              <w:end w:w="110" w:type="dxa"/>
+            </w:tcMar>
+            <w:shd w:fill="F7F9FC"/>
+          </w:tcPr>
+          <w:p>
+            <w:pPr>
+              <w:spacing w:after="30" w:before="30"/>
+            </w:pPr>
+            <w:r>
+              <w:rPr>
+                <w:sz w:val="16"/>
+              </w:rPr>
+              <w:t>button permission/reason/approval/audit</w:t>
+            </w:r>
+          </w:p>
+        </w:tc>
+        <w:tc>
+          <w:tcPr>
+            <w:tcW w:type="dxa" w:w="2376"/>
+            <w:vAlign w:val="center"/>
+            <w:tcMar>
+              <w:top w:w="90" w:type="dxa"/>
+              <w:start w:w="110" w:type="dxa"/>
+              <w:bottom w:w="90" w:type="dxa"/>
+              <w:end w:w="110" w:type="dxa"/>
+            </w:tcMar>
+            <w:shd w:fill="F7F9FC"/>
+          </w:tcPr>
+          <w:p>
+            <w:pPr>
+              <w:spacing w:after="30" w:before="30"/>
+            </w:pPr>
+            <w:r>
+              <w:rPr>
+                <w:sz w:val="16"/>
+              </w:rPr>
+              <w:t>Permission 절</w:t>
+            </w:r>
+          </w:p>
+        </w:tc>
+      </w:tr>
+      <w:tr>
+        <w:trPr>
+          <w:cantSplit/>
+        </w:trPr>
+        <w:tc>
+          <w:tcPr>
+            <w:tcW w:type="dxa" w:w="4104"/>
+            <w:vAlign w:val="center"/>
+            <w:tcMar>
+              <w:top w:w="90" w:type="dxa"/>
+              <w:start w:w="110" w:type="dxa"/>
+              <w:bottom w:w="90" w:type="dxa"/>
+              <w:end w:w="110" w:type="dxa"/>
+            </w:tcMar>
+          </w:tcPr>
+          <w:p>
+            <w:pPr>
+              <w:spacing w:after="30" w:before="30"/>
+            </w:pPr>
+            <w:r>
+              <w:rPr>
+                <w:sz w:val="16"/>
+              </w:rPr>
+              <w:t>Frontend Route/Menu</w:t>
+            </w:r>
+          </w:p>
+        </w:tc>
+        <w:tc>
+          <w:tcPr>
+            <w:tcW w:type="dxa" w:w="5256"/>
+            <w:vAlign w:val="center"/>
+            <w:tcMar>
+              <w:top w:w="90" w:type="dxa"/>
+              <w:start w:w="110" w:type="dxa"/>
+              <w:bottom w:w="90" w:type="dxa"/>
+              <w:end w:w="110" w:type="dxa"/>
+            </w:tcMar>
+          </w:tcPr>
+          <w:p>
+            <w:pPr>
+              <w:spacing w:after="30" w:before="30"/>
+            </w:pPr>
+            <w:r>
+              <w:rPr>
+                <w:sz w:val="16"/>
+              </w:rPr>
+              <w:t>route state/table/form</w:t>
+            </w:r>
+          </w:p>
+        </w:tc>
+        <w:tc>
+          <w:tcPr>
+            <w:tcW w:type="dxa" w:w="2376"/>
+            <w:vAlign w:val="center"/>
+            <w:tcMar>
+              <w:top w:w="90" w:type="dxa"/>
+              <w:start w:w="110" w:type="dxa"/>
+              <w:bottom w:w="90" w:type="dxa"/>
+              <w:end w:w="110" w:type="dxa"/>
+            </w:tcMar>
+          </w:tcPr>
+          <w:p>
+            <w:pPr>
+              <w:spacing w:after="30" w:before="30"/>
+            </w:pPr>
+            <w:r>
+              <w:rPr>
+                <w:sz w:val="16"/>
+              </w:rPr>
+              <w:t>Frontend 절</w:t>
+            </w:r>
+          </w:p>
+        </w:tc>
+      </w:tr>
+    </w:tbl>
     <w:p>
       <w:pPr>
         <w:pStyle w:val="Heading2"/>
@@ -10308,12 +10841,7 @@
         <w:rPr/>
       </w:pPr>
       <w:r>
-        <w:rPr>
-          <w:rFonts w:ascii="NanumBarunGothic" w:hAnsi="NanumBarunGothic" w:eastAsia="NanumBarunGothic"/>
-          <w:color w:val="17212B"/>
-          <w:sz w:val="18"/>
-        </w:rPr>
-        <w:t>07_05 Canonical EDU Catalog는 EDU-ADM 17을 PRODUCT_ADM 9 / EXTENSION_SAMPLE 4 / MERGE_EDU 4로 분류했다. PRODUCT/MERGE 항목은 제품 본체나 공통 EDU로 귀속하고 executable=false로 두며, EXTENSION_SAMPLE 4개만 adopter-facing Public Query/Command/Approval/Custom Screen extension 예제로 실행한다. 수량 자체는 완료 기준이 아니다.</w:t>
+        <w:t>현재 Canonical EDU Catalog는 EDU-ADM 17을 PRODUCT_ADM 9 / EXTENSION_SAMPLE 4 / MERGE_EDU 4로 분류했다. PRODUCT/MERGE 항목은 제품 본체나 공통 EDU로 귀속하고 executable=false로 두며, EXTENSION_SAMPLE 4개만 adopter-facing Public Query/Command/Approval/Custom Screen extension 예제로 실행한다. 수량 자체는 완료 기준이 아니다.</w:t>
       </w:r>
     </w:p>
     <w:p>
@@ -13056,7 +13584,7 @@
         <w:pStyle w:val="CPFCallout"/>
       </w:pPr>
       <w:r>
-        <w:t>07_06 Final QA 중앙 Merge: 현재 master는 07_05 제품 Source 위에 QA/Control 산출물을 추가한 Commit이며 Product Source 변경은 없다. Final verdict는 FAIL / REDEVELOPMENT REQUIRED + UNVERIFIED / RELEASE_BLOCKED다. Canonical 완료 분모는 169 Requirement이고, 신규 독립 개발 Action은 31개(P0 22 / P1 9)다. 전체 Scope는 169 Requirement + 기존 56 Finding + 신규 31 + self-found + Runtime 13 + 개발 중 추가 발견 전체이며, 34/34 direct rework 구현 사실만으로 완료 판정하지 않는다.</w:t>
+        <w:t>현재 master 기준은 b4b6b18b43e9(07_09)이며 실제 Product Source 변경 기준은 f0aa49f29cba(07_08)이다. Developer current-state 보고에서는 Canonical 169, 중앙 Action 31, 기존 Finding 56에 대한 Source 구현/재점검을 마쳤다고 기록한다. 중앙 Release 판단은 UNVERIFIED / RELEASE_BLOCKED이며 Java 25·Gradle 9.1 exact-SHA clean build, live Oracle/PostgreSQL/MariaDB, 인증 Browser, 2+ instance/process-kill, Broker/Network/DB fault, 성능·보안·DR, Generator fresh-consumer, ADM 전체 Runtime consumer, 독립 Codex, multi-system Transaction/Logging E2E와 QA A/B·Special Review 재검수가 남아 있다.</w:t>
       </w:r>
     </w:p>
     <w:p>
@@ -13064,7 +13592,7 @@
         <w:pStyle w:val="CPFCallout"/>
       </w:pPr>
       <w:r>
-        <w:t>ADM 연동 관련 Final QA: HIGH/CRITICAL mutation은 generated typed cpf-api operation을 직접 사용해야 하며 raw admMutation/admInvoke 우회는 허용되지 않는다. Approval terminal write fencing과 ADM CSP(unpkg/unsafe-eval)도 재개발 대상이다.</w:t>
+        <w:t>현재 Source는 HIGH/CRITICAL mutation의 generated typed cpf-api 사용, Approval terminal fencing, Reliability CAS expectedVersion, CSP 보강을 반영했다. 실제 인증 Browser 3종과 2+ instance/process-kill Runtime은 미검증이다.</w:t>
       </w:r>
     </w:p>
     <w:p>
@@ -13088,12 +13616,7 @@
         <w:ind w:left="198" w:hanging="102"/>
       </w:pPr>
       <w:r>
-        <w:rPr>
-          <w:rFonts w:ascii="NanumBarunGothic" w:hAnsi="NanumBarunGothic" w:eastAsia="NanumBarunGothic"/>
-          <w:color w:val="17212B"/>
-          <w:sz w:val="18"/>
-        </w:rPr>
-        <w:t>• 07_05 Source에서 Approval 422 OpenAPI parity, high-risk action permission, RecoveryCenter canonicalization, Approval observation reconcile 등이 보완됐다. 실제 인증 Browser와 2+ instance/process-kill 검증은 남아 있다.</w:t>
+        <w:t>• 현재 Product Source는 Approval 422/error parity, high-risk action permission, canonical Reliability consumer, generated typed client 경계를 보강했다. 인증 Browser Runtime은 미검증이다.</w:t>
       </w:r>
     </w:p>
     <w:p>
@@ -13122,6 +13645,14 @@
           <w:color w:val="17212B"/>
         </w:rPr>
         <w:t>• 현재 문서는 고객 Owner 연동 계약을 설명하지만, 후속 제품 Source 수정 전에는 Release 승인 근거가 아니다.</w:t>
+      </w:r>
+    </w:p>
+    <w:p>
+      <w:pPr>
+        <w:pStyle w:val="CPFCaption"/>
+      </w:pPr>
+      <w:r>
+        <w:t>문서 기준: master b4b6b18b43e9 (07_09). Product Source 기준은 f0aa49f29cba (07_08)이며 중앙 Release 상태는 UNVERIFIED / RELEASE_BLOCKED이다.</w:t>
       </w:r>
     </w:p>
     <w:sectPr>
@@ -13291,7 +13822,7 @@
       </w:pBdr>
     </w:pPr>
     <w:r>
-      <w:t>CPF ADM 개발자 매뉴얼   |   Master 07_06 · 4870b2073387</w:t>
+      <w:t>CPF ADM 개발자 매뉴얼   |   Master 07_09 · b4b6b18b43e9</w:t>
     </w:r>
   </w:p>
 </w:hdr>
